--- a/static/templates-se2026/bast_termin2_pml_se2026.docx
+++ b/static/templates-se2026/bast_termin2_pml_se2026.docx
@@ -170,7 +170,7 @@
       <w:r>
         <w:rPr>
           <w:rFonts w:eastAsia="Bookman Old Style" w:cs="Bookman Old Style" w:ascii="Bookman Old Style" w:hAnsi="Bookman Old Style"/>
-          <w:color w:val="FF0000"/>
+          <w:color w:val="000000"/>
           <w:sz w:val="24"/>
           <w:szCs w:val="24"/>
         </w:rPr>
@@ -550,7 +550,7 @@
       <w:r>
         <w:rPr>
           <w:rFonts w:eastAsia="Bookman Old Style" w:cs="Bookman Old Style" w:ascii="Bookman Old Style" w:hAnsi="Bookman Old Style"/>
-          <w:color w:val="FF0000"/>
+          <w:color w:val="000000"/>
           <w:sz w:val="24"/>
           <w:szCs w:val="24"/>
         </w:rPr>
@@ -708,7 +708,7 @@
       <w:r>
         <w:rPr>
           <w:rFonts w:eastAsia="Bookman Old Style" w:cs="Bookman Old Style" w:ascii="Bookman Old Style" w:hAnsi="Bookman Old Style"/>
-          <w:color w:val="FF0000"/>
+          <w:color w:val="000000"/>
           <w:sz w:val="24"/>
           <w:szCs w:val="24"/>
         </w:rPr>
@@ -2075,15 +2075,15 @@
               <w:jc w:val="center"/>
               <w:rPr>
                 <w:rFonts w:ascii="Bookman Old Style" w:hAnsi="Bookman Old Style" w:eastAsia="Bookman Old Style" w:cs="Bookman Old Style"/>
-                <w:color w:val="FF0000"/>
-                <w:sz w:val="24"/>
-                <w:szCs w:val="24"/>
-              </w:rPr>
-            </w:pPr>
-            <w:r>
-              <w:rPr>
-                <w:rFonts w:eastAsia="Bookman Old Style" w:cs="Bookman Old Style" w:ascii="Bookman Old Style" w:hAnsi="Bookman Old Style"/>
-                <w:color w:val="FF0000"/>
+                <w:color w:val="000000"/>
+                <w:sz w:val="24"/>
+                <w:szCs w:val="24"/>
+              </w:rPr>
+            </w:pPr>
+            <w:r>
+              <w:rPr>
+                <w:rFonts w:eastAsia="Bookman Old Style" w:cs="Bookman Old Style" w:ascii="Bookman Old Style" w:hAnsi="Bookman Old Style"/>
+                <w:color w:val="000000"/>
                 <w:sz w:val="24"/>
                 <w:szCs w:val="24"/>
               </w:rPr>
@@ -2094,7 +2094,7 @@
                 <w:rFonts w:eastAsia="Bookman Old Style" w:cs="Bookman Old Style" w:ascii="Bookman Old Style" w:hAnsi="Bookman Old Style"/>
                 <w:i/>
                 <w:iCs/>
-                <w:color w:val="FF0000"/>
+                <w:color w:val="000000"/>
                 <w:sz w:val="24"/>
                 <w:szCs w:val="24"/>
               </w:rPr>
@@ -2103,7 +2103,7 @@
             <w:r>
               <w:rPr>
                 <w:rFonts w:eastAsia="Bookman Old Style" w:cs="Bookman Old Style" w:ascii="Bookman Old Style" w:hAnsi="Bookman Old Style"/>
-                <w:color w:val="FF0000"/>
+                <w:color w:val="000000"/>
                 <w:sz w:val="24"/>
                 <w:szCs w:val="24"/>
               </w:rPr>
@@ -2778,15 +2778,15 @@
         <w:jc w:val="center"/>
         <w:rPr>
           <w:rFonts w:ascii="Bookman Old Style" w:hAnsi="Bookman Old Style" w:eastAsia="Bookman Old Style" w:cs="Bookman Old Style"/>
-          <w:color w:val="FF0000"/>
-          <w:sz w:val="24"/>
-          <w:szCs w:val="24"/>
-        </w:rPr>
-      </w:pPr>
-      <w:r>
-        <w:rPr>
-          <w:rFonts w:eastAsia="Bookman Old Style" w:cs="Bookman Old Style" w:ascii="Bookman Old Style" w:hAnsi="Bookman Old Style"/>
-          <w:color w:val="FF0000"/>
+          <w:color w:val="000000"/>
+          <w:sz w:val="24"/>
+          <w:szCs w:val="24"/>
+        </w:rPr>
+      </w:pPr>
+      <w:r>
+        <w:rPr>
+          <w:rFonts w:eastAsia="Bookman Old Style" w:cs="Bookman Old Style" w:ascii="Bookman Old Style" w:hAnsi="Bookman Old Style"/>
+          <w:color w:val="000000"/>
           <w:sz w:val="24"/>
           <w:szCs w:val="24"/>
         </w:rPr>
@@ -2799,15 +2799,15 @@
         <w:jc w:val="center"/>
         <w:rPr>
           <w:rFonts w:ascii="Bookman Old Style" w:hAnsi="Bookman Old Style" w:eastAsia="Bookman Old Style" w:cs="Bookman Old Style"/>
-          <w:color w:val="FF0000"/>
-          <w:sz w:val="24"/>
-          <w:szCs w:val="24"/>
-        </w:rPr>
-      </w:pPr>
-      <w:r>
-        <w:rPr>
-          <w:rFonts w:eastAsia="Bookman Old Style" w:cs="Bookman Old Style" w:ascii="Bookman Old Style" w:hAnsi="Bookman Old Style"/>
-          <w:color w:val="FF0000"/>
+          <w:color w:val="000000"/>
+          <w:sz w:val="24"/>
+          <w:szCs w:val="24"/>
+        </w:rPr>
+      </w:pPr>
+      <w:r>
+        <w:rPr>
+          <w:rFonts w:eastAsia="Bookman Old Style" w:cs="Bookman Old Style" w:ascii="Bookman Old Style" w:hAnsi="Bookman Old Style"/>
+          <w:color w:val="000000"/>
           <w:sz w:val="24"/>
           <w:szCs w:val="24"/>
         </w:rPr>
@@ -2821,15 +2821,15 @@
         <w:jc w:val="center"/>
         <w:rPr>
           <w:rFonts w:ascii="Bookman Old Style" w:hAnsi="Bookman Old Style" w:eastAsia="Bookman Old Style" w:cs="Bookman Old Style"/>
-          <w:color w:val="FF0000"/>
-          <w:sz w:val="24"/>
-          <w:szCs w:val="24"/>
-        </w:rPr>
-      </w:pPr>
-      <w:r>
-        <w:rPr>
-          <w:rFonts w:eastAsia="Bookman Old Style" w:cs="Bookman Old Style" w:ascii="Bookman Old Style" w:hAnsi="Bookman Old Style"/>
-          <w:color w:val="FF0000"/>
+          <w:color w:val="000000"/>
+          <w:sz w:val="24"/>
+          <w:szCs w:val="24"/>
+        </w:rPr>
+      </w:pPr>
+      <w:r>
+        <w:rPr>
+          <w:rFonts w:eastAsia="Bookman Old Style" w:cs="Bookman Old Style" w:ascii="Bookman Old Style" w:hAnsi="Bookman Old Style"/>
+          <w:color w:val="000000"/>
           <w:sz w:val="24"/>
           <w:szCs w:val="24"/>
         </w:rPr>

--- a/static/templates-se2026/bast_termin2_pml_se2026.docx
+++ b/static/templates-se2026/bast_termin2_pml_se2026.docx
@@ -2710,7 +2710,7 @@
           <w:sz w:val="24"/>
           <w:szCs w:val="24"/>
         </w:rPr>
-        <w:t>${wilayah_table}</w:t>
+        <w:t>${table}</w:t>
       </w:r>
     </w:p>
     <w:p>
@@ -4934,6 +4934,25 @@
       </w:tblCellMar>
     </w:tblPr>
   </w:style>
+  <w:style w:type="paragraph" w:styleId="normal1" w:default="1">
+    <w:name w:val="normal1"/>
+    <w:qFormat/>
+    <w:pPr>
+      <w:widowControl/>
+      <w:suppressAutoHyphens w:val="true"/>
+      <w:bidi w:val="0"/>
+      <w:spacing w:lineRule="auto" w:line="259" w:before="0" w:after="160"/>
+      <w:jc w:val="start"/>
+    </w:pPr>
+    <w:rPr>
+      <w:rFonts w:ascii="Calibri" w:hAnsi="Calibri" w:eastAsia="Calibri" w:cs="Calibri"/>
+      <w:color w:val="auto"/>
+      <w:kern w:val="0"/>
+      <w:sz w:val="22"/>
+      <w:szCs w:val="22"/>
+      <w:lang w:val="en-ID" w:eastAsia="zh-CN" w:bidi="hi-IN"/>
+    </w:rPr>
+  </w:style>
 </w:styles>
 </file>
 

--- a/static/templates-se2026/bast_termin2_pml_se2026.docx
+++ b/static/templates-se2026/bast_termin2_pml_se2026.docx
@@ -174,16 +174,7 @@
           <w:sz w:val="24"/>
           <w:szCs w:val="24"/>
         </w:rPr>
-        <w:t>${no</w:t>
-      </w:r>
-      <w:r>
-        <w:rPr>
-          <w:rFonts w:eastAsia="Bookman Old Style" w:cs="Bookman Old Style" w:ascii="Bookman Old Style" w:hAnsi="Bookman Old Style"/>
-          <w:color w:val="000000"/>
-          <w:sz w:val="24"/>
-          <w:szCs w:val="24"/>
-        </w:rPr>
-        <w:t>mor_spk}, bertempat di Kelurahan Bada, Kecamatan Dompu, kami yang bertanda tangan di bawah ini:</w:t>
+        <w:t xml:space="preserve">${nomor_spk}, bertempat di Kelurahan Bada, Kecamatan Dompu, kami yang bertanda tangan di bawah ini:</w:t>
       </w:r>
     </w:p>
     <w:p>
@@ -542,19 +533,11 @@
       <w:r>
         <w:rPr>
           <w:rFonts w:eastAsia="Bookman Old Style" w:cs="Bookman Old Style" w:ascii="Bookman Old Style" w:hAnsi="Bookman Old Style"/>
-          <w:sz w:val="24"/>
-          <w:szCs w:val="24"/>
-        </w:rPr>
-        <w:t xml:space="preserve"> telah melaksanakan seluruh pekerjaan Pemeriksaan Pendataan Lapangan Sensus Ekonomi 2026 pada Badan Pusat Statistik Kabupaten Dompu berdasarkan Perjanjian Kerja Nomor: ${nomor_spk}, sesuai dengan target pekerjaan yang ditetapkan sebesar ${</w:t>
-      </w:r>
-      <w:r>
-        <w:rPr>
-          <w:rFonts w:eastAsia="Bookman Old Style" w:cs="Bookman Old Style" w:ascii="Bookman Old Style" w:hAnsi="Bookman Old Style"/>
           <w:color w:val="000000"/>
           <w:sz w:val="24"/>
           <w:szCs w:val="24"/>
         </w:rPr>
-        <w:t>target_sls} SLS/Sub-SLS dan/atau</w:t>
+        <w:t xml:space="preserve"> telah melaksanakan seluruh pekerjaan Pemeriksaan Pendataan Lapangan Sensus Ekonomi 2026 pada Badan Pusat Statistik Kabupaten Dompu berdasarkan Perjanjian Kerja Nomor: ${nomor_spk}, sesuai dengan target pekerjaan yang ditetapkan sebesar ${target_sls} SLS/Sub-SLS dan/atau</w:t>
       </w:r>
       <w:r>
         <w:rPr>
@@ -700,19 +683,11 @@
       <w:r>
         <w:rPr>
           <w:rFonts w:eastAsia="Bookman Old Style" w:cs="Bookman Old Style" w:ascii="Bookman Old Style" w:hAnsi="Bookman Old Style"/>
-          <w:sz w:val="24"/>
-          <w:szCs w:val="24"/>
-        </w:rPr>
-        <w:t>Pekerjaan Pemeriksaan Pendataan Lapangan Sensus Ekonomi 2026 sebagaimana dimaksud dalam angka 3, berupa dokumen pemeriksaan hasil Pendataan Lapangan Sensus Ekonomi 2026, sejumlah ${ta</w:t>
-      </w:r>
-      <w:r>
-        <w:rPr>
-          <w:rFonts w:eastAsia="Bookman Old Style" w:cs="Bookman Old Style" w:ascii="Bookman Old Style" w:hAnsi="Bookman Old Style"/>
           <w:color w:val="000000"/>
           <w:sz w:val="24"/>
           <w:szCs w:val="24"/>
         </w:rPr>
-        <w:t>rget_sls} SLS/Sub-SLS dan/atau usaha besar</w:t>
+        <w:t xml:space="preserve">Pekerjaan Pemeriksaan Pendataan Lapangan Sensus Ekonomi 2026 sebagaimana dimaksud dalam angka 3, berupa dokumen pemeriksaan hasil Pendataan Lapangan Sensus Ekonomi 2026, sejumlah ${target_sls} SLS/Sub-SLS dan/atau usaha besar</w:t>
       </w:r>
       <w:r>
         <w:rPr>
